--- a/backend/templates/5 - cessão de crédito - joaçaba.docx
+++ b/backend/templates/5 - cessão de crédito - joaçaba.docx
@@ -179,6 +179,7 @@
         <w:t>valor_de_devolucao</w:t>
       </w:r>
       <w:proofErr w:type="spellEnd"/>
+      <w:proofErr w:type="gramStart"/>
       <w:r>
         <w:rPr>
           <w:sz w:val="23"/>
@@ -201,7 +202,14 @@
         <w:rPr>
           <w:sz w:val="23"/>
         </w:rPr>
-        <w:t>{{</w:t>
+        <w:t>{</w:t>
+      </w:r>
+      <w:proofErr w:type="gramEnd"/>
+      <w:r>
+        <w:rPr>
+          <w:sz w:val="23"/>
+        </w:rPr>
+        <w:t>{</w:t>
       </w:r>
       <w:proofErr w:type="spellStart"/>
       <w:r>
@@ -330,7 +338,19 @@
         <w:rPr>
           <w:rFonts w:cstheme="minorHAnsi"/>
         </w:rPr>
-        <w:t>#DATA_ATUAL_EXTENSO</w:t>
+        <w:t>{{</w:t>
+      </w:r>
+      <w:r>
+        <w:rPr>
+          <w:rFonts w:cstheme="minorHAnsi"/>
+        </w:rPr>
+        <w:t>data</w:t>
+      </w:r>
+      <w:r>
+        <w:rPr>
+          <w:rFonts w:cstheme="minorHAnsi"/>
+        </w:rPr>
+        <w:t>}}</w:t>
       </w:r>
       <w:r>
         <w:t>.</w:t>
@@ -350,10 +370,7 @@
         <w:t xml:space="preserve"> </w:t>
       </w:r>
       <w:r>
-        <w:rPr>
-          <w:rFonts w:cstheme="minorHAnsi"/>
-        </w:rPr>
-        <w:t>#NOME_CLIENTE</w:t>
+        <w:t>{{nome}}</w:t>
       </w:r>
     </w:p>
     <w:p/>
@@ -1017,6 +1034,7 @@
   <w:style w:type="character" w:default="1" w:styleId="Fontepargpadro">
     <w:name w:val="Default Paragraph Font"/>
     <w:uiPriority w:val="1"/>
+    <w:semiHidden/>
     <w:unhideWhenUsed/>
   </w:style>
   <w:style w:type="table" w:default="1" w:styleId="Tabelanormal">

--- a/backend/templates/5 - cessão de crédito - joaçaba.docx
+++ b/backend/templates/5 - cessão de crédito - joaçaba.docx
@@ -5,39 +5,67 @@
     <w:p>
       <w:pPr>
         <w:rPr>
-          <w:sz w:val="32"/>
-          <w:szCs w:val="32"/>
+          <w:sz w:val="28"/>
+          <w:szCs w:val="28"/>
           <w:u w:val="single"/>
         </w:rPr>
       </w:pPr>
       <w:r>
+        <w:rPr>
+          <w:sz w:val="28"/>
+          <w:szCs w:val="28"/>
+        </w:rPr>
         <w:t xml:space="preserve">         </w:t>
       </w:r>
       <w:r>
         <w:rPr>
-          <w:sz w:val="32"/>
-          <w:szCs w:val="32"/>
+          <w:sz w:val="28"/>
+          <w:szCs w:val="28"/>
           <w:u w:val="single"/>
         </w:rPr>
         <w:t xml:space="preserve">INSTRUMENTO PARTICULAR DE CESSÃO DE CRÉDITO </w:t>
       </w:r>
     </w:p>
     <w:p>
-      <w:r>
+      <w:pPr>
+        <w:rPr>
+          <w:sz w:val="20"/>
+          <w:szCs w:val="20"/>
+        </w:rPr>
+      </w:pPr>
+      <w:r>
+        <w:rPr>
+          <w:sz w:val="20"/>
+          <w:szCs w:val="20"/>
+        </w:rPr>
         <w:t xml:space="preserve">Pelo presente instrumento particular de Cessão de Crédito, de um lado </w:t>
       </w:r>
       <w:r>
+        <w:rPr>
+          <w:sz w:val="20"/>
+          <w:szCs w:val="20"/>
+        </w:rPr>
         <w:t>{{nome}}</w:t>
       </w:r>
       <w:r>
+        <w:rPr>
+          <w:sz w:val="20"/>
+          <w:szCs w:val="20"/>
+        </w:rPr>
         <w:t xml:space="preserve">, inscrito sob o </w:t>
       </w:r>
       <w:r>
+        <w:rPr>
+          <w:sz w:val="20"/>
+          <w:szCs w:val="20"/>
+        </w:rPr>
         <w:t xml:space="preserve">CPF/CNPJ </w:t>
       </w:r>
       <w:r>
         <w:rPr>
           <w:rFonts w:cstheme="minorHAnsi"/>
+          <w:sz w:val="20"/>
+          <w:szCs w:val="20"/>
         </w:rPr>
         <w:t>{{</w:t>
       </w:r>
@@ -45,6 +73,8 @@
       <w:r>
         <w:rPr>
           <w:rFonts w:cstheme="minorHAnsi"/>
+          <w:sz w:val="20"/>
+          <w:szCs w:val="20"/>
         </w:rPr>
         <w:t>cpf_cnpj</w:t>
       </w:r>
@@ -52,15 +82,23 @@
       <w:r>
         <w:rPr>
           <w:rFonts w:cstheme="minorHAnsi"/>
+          <w:sz w:val="20"/>
+          <w:szCs w:val="20"/>
         </w:rPr>
         <w:t>}}</w:t>
       </w:r>
       <w:r>
+        <w:rPr>
+          <w:sz w:val="20"/>
+          <w:szCs w:val="20"/>
+        </w:rPr>
         <w:t xml:space="preserve">, residente e domiciliado </w:t>
       </w:r>
       <w:r>
         <w:rPr>
           <w:rFonts w:cstheme="minorHAnsi"/>
+          <w:sz w:val="20"/>
+          <w:szCs w:val="20"/>
         </w:rPr>
         <w:t>{{</w:t>
       </w:r>
@@ -68,6 +106,8 @@
       <w:r>
         <w:rPr>
           <w:rFonts w:cstheme="minorHAnsi"/>
+          <w:sz w:val="20"/>
+          <w:szCs w:val="20"/>
         </w:rPr>
         <w:t>endereco</w:t>
       </w:r>
@@ -75,106 +115,75 @@
       <w:r>
         <w:rPr>
           <w:rFonts w:cstheme="minorHAnsi"/>
+          <w:sz w:val="20"/>
+          <w:szCs w:val="20"/>
         </w:rPr>
         <w:t>}}</w:t>
       </w:r>
       <w:r>
+        <w:rPr>
+          <w:sz w:val="20"/>
+          <w:szCs w:val="20"/>
+        </w:rPr>
         <w:t xml:space="preserve">, Estado de Santa Catarina, doravante designado simplesmente CEDENTE </w:t>
       </w:r>
     </w:p>
     <w:p>
-      <w:r>
-        <w:t xml:space="preserve">e, de outro lado, MUNARETTO ELETRIFICAÇÕES EIRELI - ME, pessoa jurídica de direito privado, inscrita no CNPJ nº 27.662.805/0001-57 e Inscrição Estadual nº </w:t>
-      </w:r>
-      <w:r>
-        <w:t>258319135</w:t>
-      </w:r>
-      <w:r>
-        <w:t xml:space="preserve">, com sede na Rua </w:t>
-      </w:r>
-      <w:r>
-        <w:t>Comandante Caleffi</w:t>
-      </w:r>
-      <w:r>
-        <w:t xml:space="preserve">, n </w:t>
-      </w:r>
-      <w:r>
-        <w:t>55</w:t>
-      </w:r>
-      <w:r>
-        <w:t xml:space="preserve">, bairro </w:t>
-      </w:r>
-      <w:r>
-        <w:t>Santa Cruz</w:t>
-      </w:r>
-      <w:r>
-        <w:t xml:space="preserve">, município de </w:t>
-      </w:r>
-      <w:r>
-        <w:t>Concordia</w:t>
-      </w:r>
-      <w:r>
-        <w:t>, Estado de Santa Catarina, СEP 89.</w:t>
-      </w:r>
-      <w:r>
-        <w:t>703-172</w:t>
-      </w:r>
-      <w:r>
-        <w:t xml:space="preserve">, neste ato representada pelo Senhor </w:t>
-      </w:r>
-      <w:r>
-        <w:t>FILIPE ISIDORO MUNARETTO</w:t>
-      </w:r>
-      <w:r>
-        <w:t xml:space="preserve">, brasileiro, </w:t>
-      </w:r>
-      <w:r>
-        <w:t>casado</w:t>
-      </w:r>
-      <w:r>
-        <w:t>, portador do CPF n 073.758.129-85</w:t>
-      </w:r>
-      <w:r>
-        <w:t xml:space="preserve"> </w:t>
-      </w:r>
-      <w:r>
-        <w:t xml:space="preserve">e cédula de identidade nº 4.958.305 SSP/SC, residente e domiciliado em </w:t>
-      </w:r>
-      <w:r>
-        <w:t>Concordia</w:t>
-      </w:r>
-      <w:r>
-        <w:t xml:space="preserve">, Estado de Santa Catarina, doravante designado simplesmente CESSIONÁRIO, ajustam, entre si este contrato de cessão de crédito, o qual será regido subsidiariamente pelos artigos 286 a 298 do Código Civil, e principalmente pelas cláusulas seguintes: </w:t>
+      <w:pPr>
+        <w:rPr>
+          <w:sz w:val="20"/>
+          <w:szCs w:val="20"/>
+        </w:rPr>
+      </w:pPr>
+      <w:r>
+        <w:rPr>
+          <w:sz w:val="20"/>
+          <w:szCs w:val="20"/>
+        </w:rPr>
+        <w:t xml:space="preserve">e, de outro lado, MUNARETTO ELETRIFICAÇÕES EIRELI - ME, pessoa jurídica de direito privado, inscrita no CNPJ nº 27.662.805/0001-57 e Inscrição Estadual nº 258319135, com sede na Rua Comandante Caleffi, n 55, bairro Santa Cruz, município de Concordia, Estado de Santa Catarina, СEP 89.703-172, neste ato representada pelo Senhor FILIPE ISIDORO MUNARETTO, brasileiro, casado, portador do CPF n 073.758.129-85 e cédula de identidade nº 4.958.305 SSP/SC, residente e domiciliado em Concordia, Estado de Santa Catarina, doravante designado simplesmente CESSIONÁRIO, ajustam, entre si este contrato de cessão de crédito, o qual será regido subsidiariamente pelos artigos 286 a 298 do Código Civil, e principalmente pelas cláusulas seguintes: </w:t>
       </w:r>
     </w:p>
     <w:p>
-      <w:r>
-        <w:t>1.</w:t>
-      </w:r>
-      <w:r>
-        <w:t xml:space="preserve"> </w:t>
-      </w:r>
-      <w:r>
-        <w:t xml:space="preserve">O CEDENTE neste ato cede e transfere a título oneroso, em caráter irretratável, à CESSIONÁRIA, todos os direitos de crédito decorrentes do CONTRATO DE EXECUÇÃO DE OBRA NO SISTEMA ELÉTRICO DE DISTRIBUIÇÃO CELEBRADO COM A CELESC DISTRIBUIÇÃO S/A, sociedade de economia mista estadual, concessionária de distribuição de energia elétrica, inscrita no CNPJ sob n° 08.336.783/0001-90, sendo que esta transferência envolve tanto o principal quanto os acessórios (art. 286 e seguintes do Código Civil). </w:t>
+      <w:pPr>
+        <w:rPr>
+          <w:sz w:val="20"/>
+          <w:szCs w:val="20"/>
+        </w:rPr>
+      </w:pPr>
+      <w:r>
+        <w:rPr>
+          <w:sz w:val="20"/>
+          <w:szCs w:val="20"/>
+        </w:rPr>
+        <w:t xml:space="preserve">1. O CEDENTE neste ato cede e transfere a título oneroso, em caráter irretratável, à CESSIONÁRIA, todos os direitos de crédito decorrentes do CONTRATO DE EXECUÇÃO DE OBRA NO SISTEMA ELÉTRICO DE DISTRIBUIÇÃO CELEBRADO COM A CELESC DISTRIBUIÇÃO S/A, sociedade de economia mista estadual, concessionária de distribuição de energia elétrica, inscrita no CNPJ sob n° 08.336.783/0001-90, sendo que esta transferência envolve tanto o principal quanto os acessórios (art. 286 e seguintes do Código Civil). </w:t>
       </w:r>
     </w:p>
     <w:p>
-      <w:r>
-        <w:t xml:space="preserve">2. </w:t>
-      </w:r>
-      <w:r>
-        <w:t xml:space="preserve">A cessionária receberá do CEDENTE um crédito de no mínimo </w:t>
-      </w:r>
-      <w:r>
-        <w:rPr>
-          <w:sz w:val="23"/>
+      <w:pPr>
+        <w:rPr>
+          <w:sz w:val="20"/>
+          <w:szCs w:val="20"/>
+        </w:rPr>
+      </w:pPr>
+      <w:r>
+        <w:rPr>
+          <w:sz w:val="20"/>
+          <w:szCs w:val="20"/>
+        </w:rPr>
+        <w:t xml:space="preserve">2. A cessionária receberá do CEDENTE um crédito de no mínimo </w:t>
+      </w:r>
+      <w:r>
+        <w:rPr>
+          <w:sz w:val="20"/>
+          <w:szCs w:val="20"/>
         </w:rPr>
         <w:t>{{</w:t>
       </w:r>
       <w:proofErr w:type="spellStart"/>
       <w:r>
         <w:rPr>
-          <w:sz w:val="23"/>
+          <w:sz w:val="20"/>
+          <w:szCs w:val="20"/>
         </w:rPr>
         <w:t>valor_de_devolucao</w:t>
       </w:r>
@@ -182,147 +191,269 @@
       <w:proofErr w:type="gramStart"/>
       <w:r>
         <w:rPr>
-          <w:sz w:val="23"/>
+          <w:sz w:val="20"/>
+          <w:szCs w:val="20"/>
         </w:rPr>
         <w:t>}}</w:t>
       </w:r>
       <w:r>
         <w:rPr>
-          <w:sz w:val="23"/>
-        </w:rPr>
-        <w:t xml:space="preserve"> </w:t>
-      </w:r>
-      <w:r>
-        <w:rPr>
-          <w:sz w:val="23"/>
-        </w:rPr>
-        <w:t xml:space="preserve"> </w:t>
-      </w:r>
-      <w:r>
-        <w:rPr>
-          <w:sz w:val="23"/>
+          <w:sz w:val="20"/>
+          <w:szCs w:val="20"/>
+        </w:rPr>
+        <w:t xml:space="preserve">  </w:t>
+      </w:r>
+      <w:r>
+        <w:rPr>
+          <w:sz w:val="20"/>
+          <w:szCs w:val="20"/>
         </w:rPr>
         <w:t>{</w:t>
       </w:r>
       <w:proofErr w:type="gramEnd"/>
       <w:r>
         <w:rPr>
-          <w:sz w:val="23"/>
+          <w:sz w:val="20"/>
+          <w:szCs w:val="20"/>
         </w:rPr>
         <w:t>{</w:t>
       </w:r>
       <w:proofErr w:type="spellStart"/>
       <w:r>
         <w:rPr>
-          <w:sz w:val="23"/>
+          <w:sz w:val="20"/>
+          <w:szCs w:val="20"/>
         </w:rPr>
         <w:t>valor_devolucao_extenso</w:t>
       </w:r>
       <w:proofErr w:type="spellEnd"/>
       <w:r>
         <w:rPr>
-          <w:sz w:val="23"/>
+          <w:sz w:val="20"/>
+          <w:szCs w:val="20"/>
         </w:rPr>
         <w:t>}}</w:t>
       </w:r>
       <w:r>
+        <w:rPr>
+          <w:sz w:val="20"/>
+          <w:szCs w:val="20"/>
+        </w:rPr>
         <w:t xml:space="preserve">, sendo que o valor poderá sofrer correções para mais em virtude do prazo de recebimento. Este valor é correspondente à participação financeira efetiva da Celesc Distribuição S/A, na construção de obra no sistema elétrico de distribuição para atendimento da propriedade da CEDENTE. </w:t>
       </w:r>
     </w:p>
     <w:p>
-      <w:r>
-        <w:t xml:space="preserve">3. </w:t>
-      </w:r>
-      <w:r>
-        <w:t xml:space="preserve">A transferência dos direitos do crédito descrito na cláusula primeira se dá em pagamento da execução de Obra no Sistema Elétrico de Distribuição da Celesc, a ser realizada pela CESSIONÁRIA, conforme Orçamento PS nº </w:t>
-      </w:r>
-      <w:r>
+      <w:pPr>
+        <w:rPr>
+          <w:sz w:val="20"/>
+          <w:szCs w:val="20"/>
+        </w:rPr>
+      </w:pPr>
+      <w:r>
+        <w:rPr>
+          <w:sz w:val="20"/>
+          <w:szCs w:val="20"/>
+        </w:rPr>
+        <w:t xml:space="preserve">3. A transferência dos direitos do crédito descrito na cláusula primeira se dá em pagamento da execução de Obra no Sistema Elétrico de Distribuição da Celesc, a ser realizada pela CESSIONÁRIA, conforme Orçamento PS nº </w:t>
+      </w:r>
+      <w:r>
+        <w:rPr>
+          <w:sz w:val="20"/>
+          <w:szCs w:val="20"/>
+        </w:rPr>
         <w:t>{{</w:t>
       </w:r>
       <w:proofErr w:type="spellStart"/>
       <w:r>
+        <w:rPr>
+          <w:sz w:val="20"/>
+          <w:szCs w:val="20"/>
+        </w:rPr>
         <w:t>nota_ps</w:t>
       </w:r>
       <w:proofErr w:type="spellEnd"/>
       <w:r>
+        <w:rPr>
+          <w:sz w:val="20"/>
+          <w:szCs w:val="20"/>
+        </w:rPr>
         <w:t>}}</w:t>
       </w:r>
       <w:r>
+        <w:rPr>
+          <w:sz w:val="20"/>
+          <w:szCs w:val="20"/>
+        </w:rPr>
         <w:t xml:space="preserve">, para atendimento da unidade consumidora do CEDENTE na </w:t>
       </w:r>
       <w:r>
+        <w:rPr>
+          <w:sz w:val="20"/>
+          <w:szCs w:val="20"/>
+        </w:rPr>
         <w:t>{{</w:t>
       </w:r>
       <w:proofErr w:type="spellStart"/>
       <w:r>
+        <w:rPr>
+          <w:sz w:val="20"/>
+          <w:szCs w:val="20"/>
+        </w:rPr>
         <w:t>endereco</w:t>
       </w:r>
       <w:proofErr w:type="spellEnd"/>
       <w:r>
+        <w:rPr>
+          <w:sz w:val="20"/>
+          <w:szCs w:val="20"/>
+        </w:rPr>
         <w:t>}} em {{cidade}}</w:t>
       </w:r>
       <w:r>
+        <w:rPr>
+          <w:sz w:val="20"/>
+          <w:szCs w:val="20"/>
+        </w:rPr>
         <w:t xml:space="preserve">, Estado de Santa Catarina. </w:t>
       </w:r>
     </w:p>
     <w:p>
-      <w:r>
-        <w:t xml:space="preserve">4. </w:t>
-      </w:r>
-      <w:r>
-        <w:t xml:space="preserve">A CEDENTE declara, sob as penas da Lei, que os direitos sobre o CONTRATO DE EXECUÇÃO DE OBRA FIRMADO COM A CELESC DISTRIBUIÇÃO S/A se encontram livre de quaisquer ônus, reais ou pessoais, dívidas ou embaraços. Declara, ainda, estar cedendo os direitos constantes desse contrato pela primeira e última vez, sob pena de responder civil e criminalmente pela falsidade da presente declaração. </w:t>
+      <w:pPr>
+        <w:rPr>
+          <w:sz w:val="20"/>
+          <w:szCs w:val="20"/>
+        </w:rPr>
+      </w:pPr>
+      <w:r>
+        <w:rPr>
+          <w:sz w:val="20"/>
+          <w:szCs w:val="20"/>
+        </w:rPr>
+        <w:t xml:space="preserve">4. A CEDENTE declara, sob as penas da Lei, que os direitos sobre o CONTRATO DE EXECUÇÃO DE OBRA FIRMADO COM A CELESC DISTRIBUIÇÃO S/A se encontram livre de quaisquer ônus, reais ou pessoais, dívidas ou embaraços. Declara, ainda, estar cedendo os direitos constantes desse contrato pela primeira e última vez, sob pena de responder civil e criminalmente pela falsidade da presente declaração. </w:t>
       </w:r>
     </w:p>
     <w:p>
-      <w:r>
-        <w:lastRenderedPageBreak/>
-        <w:t xml:space="preserve">5. </w:t>
-      </w:r>
-      <w:r>
-        <w:t>A CEDENTE declara que têm pleno conhecimento do que aqui está cedendo onerosamente e transferindo definitivamente, constituindo-se o presente instrumento em ato jurídico</w:t>
-      </w:r>
-      <w:r>
-        <w:t>.</w:t>
+      <w:pPr>
+        <w:rPr>
+          <w:sz w:val="20"/>
+          <w:szCs w:val="20"/>
+        </w:rPr>
+      </w:pPr>
+      <w:r>
+        <w:rPr>
+          <w:sz w:val="20"/>
+          <w:szCs w:val="20"/>
+        </w:rPr>
+        <w:t>5. A CEDENTE declara que têm pleno conhecimento do que aqui está cedendo onerosamente e transferindo definitivamente, constituindo-se o presente instrumento em ato jurídico.</w:t>
       </w:r>
     </w:p>
     <w:p>
-      <w:r>
+      <w:pPr>
+        <w:rPr>
+          <w:sz w:val="20"/>
+          <w:szCs w:val="20"/>
+        </w:rPr>
+      </w:pPr>
+      <w:r>
+        <w:rPr>
+          <w:sz w:val="20"/>
+          <w:szCs w:val="20"/>
+        </w:rPr>
         <w:t xml:space="preserve">perfeito e consumado, irrevogável e irretratável, não sendo suscetível a denúncia por qualquer fundamento. </w:t>
       </w:r>
     </w:p>
     <w:p>
       <w:r>
-        <w:t xml:space="preserve">6. A CEDENTE autoriza a CESSIONÁRIA a apresentar este instrumento à CELESC DISTRIBUIÇÃO S/A, para que esta proceda a anotações que tenham por objetivo resguardar o direito da CESSIONÁRIA de receber o valor da participação financeira efetiva da CELESC, o que deve ser realizado através de cheque ou depósito bancário na conta corrente nº </w:t>
-      </w:r>
-      <w:r>
+        <w:rPr>
+          <w:sz w:val="20"/>
+          <w:szCs w:val="20"/>
+        </w:rPr>
+        <w:t>6. A CEDENTE autoriza a CESSIONÁRIA a apresentar este instrumento à CELESC DISTRIBUIÇÃO S/A, para que esta proceda a anotações que tenham por objetivo resguardar o direito da CESSIONÁRIA de receber o valor da participação financeira efetiva da CELESC, o que deve ser realizado através de cheque ou depósito bancário na</w:t>
+      </w:r>
+      <w:r>
+        <w:t xml:space="preserve"> </w:t>
+      </w:r>
+      <w:r>
+        <w:rPr>
+          <w:sz w:val="20"/>
+          <w:szCs w:val="20"/>
+        </w:rPr>
+        <w:t xml:space="preserve">conta corrente nº </w:t>
+      </w:r>
+      <w:r>
+        <w:rPr>
+          <w:sz w:val="20"/>
+          <w:szCs w:val="20"/>
+        </w:rPr>
         <w:t>17737-7</w:t>
       </w:r>
       <w:r>
+        <w:rPr>
+          <w:sz w:val="20"/>
+          <w:szCs w:val="20"/>
+        </w:rPr>
         <w:t xml:space="preserve">, agência </w:t>
       </w:r>
       <w:r>
-        <w:t>3288</w:t>
+        <w:rPr>
+          <w:sz w:val="20"/>
+          <w:szCs w:val="20"/>
+        </w:rPr>
+        <w:t xml:space="preserve">3288 </w:t>
+      </w:r>
+      <w:r>
+        <w:rPr>
+          <w:sz w:val="20"/>
+          <w:szCs w:val="20"/>
+        </w:rPr>
+        <w:t xml:space="preserve">do Banco </w:t>
+      </w:r>
+      <w:r>
+        <w:rPr>
+          <w:sz w:val="20"/>
+          <w:szCs w:val="20"/>
+        </w:rPr>
+        <w:t>SICOOB TRANSCREDI</w:t>
+      </w:r>
+      <w:r>
+        <w:rPr>
+          <w:sz w:val="20"/>
+          <w:szCs w:val="20"/>
+        </w:rPr>
+        <w:t>, em nome da CESSIONÁRIA.</w:t>
       </w:r>
       <w:r>
         <w:t xml:space="preserve"> </w:t>
-      </w:r>
-      <w:r>
-        <w:t xml:space="preserve">do Banco </w:t>
-      </w:r>
-      <w:r>
-        <w:t>SICOOB TRANSCREDI</w:t>
-      </w:r>
-      <w:r>
-        <w:t xml:space="preserve">, em nome da CESSIONÁRIA. </w:t>
       </w:r>
     </w:p>
     <w:p>
-      <w:r>
+      <w:pPr>
+        <w:rPr>
+          <w:sz w:val="20"/>
+          <w:szCs w:val="20"/>
+        </w:rPr>
+      </w:pPr>
+      <w:r>
+        <w:rPr>
+          <w:sz w:val="20"/>
+          <w:szCs w:val="20"/>
+        </w:rPr>
         <w:t>7. Por este instrumento de cessão de crédito a CEDENTE constitui a CESSIONÁRIA como sua bastante procuradora, para receber e dar quitação, adjudicar, negociar, ou mesmo, renunciar a qualquer direito de crédito referente ao presente instrumento.</w:t>
       </w:r>
     </w:p>
     <w:p>
-      <w:r>
+      <w:pPr>
+        <w:rPr>
+          <w:sz w:val="20"/>
+          <w:szCs w:val="20"/>
+        </w:rPr>
+      </w:pPr>
+      <w:r>
+        <w:rPr>
+          <w:sz w:val="20"/>
+          <w:szCs w:val="20"/>
+        </w:rPr>
+        <w:lastRenderedPageBreak/>
         <w:t xml:space="preserve"> E por estarem assim justas e contratadas, assinam o presente instrumento em 03 (três) vias de igual teor, na presença das testemunhas abaixo.</w:t>
       </w:r>
     </w:p>

--- a/backend/templates/5 - cessão de crédito - joaçaba.docx
+++ b/backend/templates/5 - cessão de crédito - joaçaba.docx
@@ -4,23 +4,34 @@
   <w:body>
     <w:p>
       <w:pPr>
+        <w:ind w:right="-427"/>
+        <w:rPr>
+          <w:u w:val="single"/>
+        </w:rPr>
+      </w:pPr>
+      <w:r>
         <w:rPr>
           <w:sz w:val="28"/>
           <w:szCs w:val="28"/>
-          <w:u w:val="single"/>
-        </w:rPr>
-      </w:pPr>
+        </w:rPr>
+        <w:t xml:space="preserve">       </w:t>
+      </w:r>
       <w:r>
         <w:rPr>
           <w:sz w:val="28"/>
           <w:szCs w:val="28"/>
         </w:rPr>
-        <w:t xml:space="preserve">         </w:t>
+        <w:t xml:space="preserve">     </w:t>
       </w:r>
       <w:r>
         <w:rPr>
           <w:sz w:val="28"/>
           <w:szCs w:val="28"/>
+        </w:rPr>
+        <w:t xml:space="preserve">  </w:t>
+      </w:r>
+      <w:r>
+        <w:rPr>
           <w:u w:val="single"/>
         </w:rPr>
         <w:t xml:space="preserve">INSTRUMENTO PARTICULAR DE CESSÃO DE CRÉDITO </w:t>
@@ -505,9 +516,19 @@
       </w:r>
     </w:p>
     <w:p/>
-    <w:p/>
+    <w:p>
+      <w:pPr>
+        <w:ind w:right="-285"/>
+      </w:pPr>
+    </w:p>
     <w:p/>
     <w:p>
+      <w:pPr>
+        <w:rPr>
+          <w:sz w:val="22"/>
+          <w:szCs w:val="22"/>
+        </w:rPr>
+      </w:pPr>
       <w:r>
         <w:t xml:space="preserve">                   </w:t>
       </w:r>
@@ -518,23 +539,31 @@
         <w:t xml:space="preserve"> </w:t>
       </w:r>
       <w:r>
-        <w:t xml:space="preserve">MUNARETTO ELETRIFICAÇÕES EIRELI </w:t>
-      </w:r>
-      <w:r>
-        <w:t>–</w:t>
-      </w:r>
-      <w:r>
-        <w:t xml:space="preserve"> ME</w:t>
+        <w:rPr>
+          <w:sz w:val="22"/>
+          <w:szCs w:val="22"/>
+        </w:rPr>
+        <w:t>MUNARETTO ELETRIFICAÇÕES EIRELI – ME</w:t>
       </w:r>
     </w:p>
     <w:p/>
     <w:p/>
     <w:p/>
     <w:p>
+      <w:pPr>
+        <w:rPr>
+          <w:sz w:val="22"/>
+          <w:szCs w:val="22"/>
+        </w:rPr>
+      </w:pPr>
       <w:r>
         <w:t xml:space="preserve">                           </w:t>
       </w:r>
       <w:r>
+        <w:rPr>
+          <w:sz w:val="22"/>
+          <w:szCs w:val="22"/>
+        </w:rPr>
         <w:t>CELESC DISTRIBUIÇÃO S/A, AGÊNCIA REGIONAL DE JOAÇABA</w:t>
       </w:r>
     </w:p>

--- a/backend/templates/5 - cessão de crédito - joaçaba.docx
+++ b/backend/templates/5 - cessão de crédito - joaçaba.docx
@@ -14,20 +14,6 @@
           <w:sz w:val="28"/>
           <w:szCs w:val="28"/>
         </w:rPr>
-        <w:t xml:space="preserve">       </w:t>
-      </w:r>
-      <w:r>
-        <w:rPr>
-          <w:sz w:val="28"/>
-          <w:szCs w:val="28"/>
-        </w:rPr>
-        <w:t xml:space="preserve">     </w:t>
-      </w:r>
-      <w:r>
-        <w:rPr>
-          <w:sz w:val="28"/>
-          <w:szCs w:val="28"/>
-        </w:rPr>
         <w:t xml:space="preserve">  </w:t>
       </w:r>
       <w:r>
@@ -78,21 +64,85 @@
           <w:sz w:val="20"/>
           <w:szCs w:val="20"/>
         </w:rPr>
-        <w:t>{{</w:t>
-      </w:r>
-      <w:proofErr w:type="spellStart"/>
+        <w:t>{{cpf_cnpj}}</w:t>
+      </w:r>
+      <w:r>
+        <w:rPr>
+          <w:sz w:val="20"/>
+          <w:szCs w:val="20"/>
+        </w:rPr>
+        <w:t xml:space="preserve">, residente e domiciliado </w:t>
+      </w:r>
       <w:r>
         <w:rPr>
           <w:rFonts w:cstheme="minorHAnsi"/>
           <w:sz w:val="20"/>
           <w:szCs w:val="20"/>
         </w:rPr>
-        <w:t>cpf_cnpj</w:t>
-      </w:r>
-      <w:proofErr w:type="spellEnd"/>
-      <w:r>
-        <w:rPr>
-          <w:rFonts w:cstheme="minorHAnsi"/>
+        <w:t>{{endereco}}</w:t>
+      </w:r>
+      <w:r>
+        <w:rPr>
+          <w:sz w:val="20"/>
+          <w:szCs w:val="20"/>
+        </w:rPr>
+        <w:t xml:space="preserve">, Estado de Santa Catarina, doravante designado simplesmente CEDENTE </w:t>
+      </w:r>
+    </w:p>
+    <w:p>
+      <w:pPr>
+        <w:rPr>
+          <w:sz w:val="20"/>
+          <w:szCs w:val="20"/>
+        </w:rPr>
+      </w:pPr>
+      <w:r>
+        <w:rPr>
+          <w:sz w:val="20"/>
+          <w:szCs w:val="20"/>
+        </w:rPr>
+        <w:t xml:space="preserve">e, de outro lado, MUNARETTO ELETRIFICAÇÕES EIRELI - ME, pessoa jurídica de direito privado, inscrita no CNPJ nº 27.662.805/0001-57 e Inscrição Estadual nº 258319135, com sede na Rua Comandante Caleffi, n 55, bairro Santa Cruz, município de Concordia, Estado de Santa Catarina, СEP 89.703-172, neste ato representada pelo Senhor FILIPE ISIDORO MUNARETTO, brasileiro, casado, portador do CPF n 073.758.129-85 e cédula de identidade nº 4.958.305 SSP/SC, residente e domiciliado em Concordia, Estado de Santa Catarina, doravante designado simplesmente CESSIONÁRIO, ajustam, entre si este contrato de cessão de crédito, o qual será regido subsidiariamente pelos artigos 286 a 298 do Código Civil, e principalmente pelas cláusulas seguintes: </w:t>
+      </w:r>
+    </w:p>
+    <w:p>
+      <w:pPr>
+        <w:rPr>
+          <w:sz w:val="20"/>
+          <w:szCs w:val="20"/>
+        </w:rPr>
+      </w:pPr>
+      <w:r>
+        <w:rPr>
+          <w:sz w:val="20"/>
+          <w:szCs w:val="20"/>
+        </w:rPr>
+        <w:t xml:space="preserve">1. O CEDENTE neste ato cede e transfere a título oneroso, em caráter irretratável, à CESSIONÁRIA, todos os direitos de crédito decorrentes do CONTRATO DE EXECUÇÃO DE OBRA NO SISTEMA ELÉTRICO DE DISTRIBUIÇÃO CELEBRADO COM A CELESC DISTRIBUIÇÃO S/A, sociedade de economia mista estadual, concessionária de distribuição de energia elétrica, inscrita no CNPJ sob n° 08.336.783/0001-90, sendo que esta transferência envolve tanto o principal quanto os acessórios (art. 286 e seguintes do Código Civil). </w:t>
+      </w:r>
+    </w:p>
+    <w:p>
+      <w:pPr>
+        <w:rPr>
+          <w:sz w:val="20"/>
+          <w:szCs w:val="20"/>
+        </w:rPr>
+      </w:pPr>
+      <w:r>
+        <w:rPr>
+          <w:sz w:val="20"/>
+          <w:szCs w:val="20"/>
+        </w:rPr>
+        <w:t xml:space="preserve">2. A cessionária receberá do CEDENTE um crédito de no mínimo </w:t>
+      </w:r>
+      <w:r>
+        <w:rPr>
+          <w:sz w:val="20"/>
+          <w:szCs w:val="20"/>
+        </w:rPr>
+        <w:t>{{valor_de_devolucao</w:t>
+      </w:r>
+      <w:proofErr w:type="gramStart"/>
+      <w:r>
+        <w:rPr>
           <w:sz w:val="20"/>
           <w:szCs w:val="20"/>
         </w:rPr>
@@ -103,29 +153,32 @@
           <w:sz w:val="20"/>
           <w:szCs w:val="20"/>
         </w:rPr>
-        <w:t xml:space="preserve">, residente e domiciliado </w:t>
-      </w:r>
-      <w:r>
-        <w:rPr>
-          <w:rFonts w:cstheme="minorHAnsi"/>
-          <w:sz w:val="20"/>
-          <w:szCs w:val="20"/>
-        </w:rPr>
-        <w:t>{{</w:t>
-      </w:r>
-      <w:proofErr w:type="spellStart"/>
-      <w:r>
-        <w:rPr>
-          <w:rFonts w:cstheme="minorHAnsi"/>
-          <w:sz w:val="20"/>
-          <w:szCs w:val="20"/>
-        </w:rPr>
-        <w:t>endereco</w:t>
-      </w:r>
-      <w:proofErr w:type="spellEnd"/>
-      <w:r>
-        <w:rPr>
-          <w:rFonts w:cstheme="minorHAnsi"/>
+        <w:t xml:space="preserve">  </w:t>
+      </w:r>
+      <w:r>
+        <w:rPr>
+          <w:sz w:val="20"/>
+          <w:szCs w:val="20"/>
+        </w:rPr>
+        <w:t>{</w:t>
+      </w:r>
+      <w:proofErr w:type="gramEnd"/>
+      <w:r>
+        <w:rPr>
+          <w:sz w:val="20"/>
+          <w:szCs w:val="20"/>
+        </w:rPr>
+        <w:t>{</w:t>
+      </w:r>
+      <w:r>
+        <w:rPr>
+          <w:sz w:val="20"/>
+          <w:szCs w:val="20"/>
+        </w:rPr>
+        <w:t>valor_devolucao_extenso</w:t>
+      </w:r>
+      <w:r>
+        <w:rPr>
           <w:sz w:val="20"/>
           <w:szCs w:val="20"/>
         </w:rPr>
@@ -136,7 +189,7 @@
           <w:sz w:val="20"/>
           <w:szCs w:val="20"/>
         </w:rPr>
-        <w:t xml:space="preserve">, Estado de Santa Catarina, doravante designado simplesmente CEDENTE </w:t>
+        <w:t xml:space="preserve">, sendo que o valor poderá sofrer correções para mais em virtude do prazo de recebimento. Este valor é correspondente à participação financeira efetiva da Celesc Distribuição S/A, na construção de obra no sistema elétrico de distribuição para atendimento da propriedade da CEDENTE. </w:t>
       </w:r>
     </w:p>
     <w:p>
@@ -151,120 +204,6 @@
           <w:sz w:val="20"/>
           <w:szCs w:val="20"/>
         </w:rPr>
-        <w:t xml:space="preserve">e, de outro lado, MUNARETTO ELETRIFICAÇÕES EIRELI - ME, pessoa jurídica de direito privado, inscrita no CNPJ nº 27.662.805/0001-57 e Inscrição Estadual nº 258319135, com sede na Rua Comandante Caleffi, n 55, bairro Santa Cruz, município de Concordia, Estado de Santa Catarina, СEP 89.703-172, neste ato representada pelo Senhor FILIPE ISIDORO MUNARETTO, brasileiro, casado, portador do CPF n 073.758.129-85 e cédula de identidade nº 4.958.305 SSP/SC, residente e domiciliado em Concordia, Estado de Santa Catarina, doravante designado simplesmente CESSIONÁRIO, ajustam, entre si este contrato de cessão de crédito, o qual será regido subsidiariamente pelos artigos 286 a 298 do Código Civil, e principalmente pelas cláusulas seguintes: </w:t>
-      </w:r>
-    </w:p>
-    <w:p>
-      <w:pPr>
-        <w:rPr>
-          <w:sz w:val="20"/>
-          <w:szCs w:val="20"/>
-        </w:rPr>
-      </w:pPr>
-      <w:r>
-        <w:rPr>
-          <w:sz w:val="20"/>
-          <w:szCs w:val="20"/>
-        </w:rPr>
-        <w:t xml:space="preserve">1. O CEDENTE neste ato cede e transfere a título oneroso, em caráter irretratável, à CESSIONÁRIA, todos os direitos de crédito decorrentes do CONTRATO DE EXECUÇÃO DE OBRA NO SISTEMA ELÉTRICO DE DISTRIBUIÇÃO CELEBRADO COM A CELESC DISTRIBUIÇÃO S/A, sociedade de economia mista estadual, concessionária de distribuição de energia elétrica, inscrita no CNPJ sob n° 08.336.783/0001-90, sendo que esta transferência envolve tanto o principal quanto os acessórios (art. 286 e seguintes do Código Civil). </w:t>
-      </w:r>
-    </w:p>
-    <w:p>
-      <w:pPr>
-        <w:rPr>
-          <w:sz w:val="20"/>
-          <w:szCs w:val="20"/>
-        </w:rPr>
-      </w:pPr>
-      <w:r>
-        <w:rPr>
-          <w:sz w:val="20"/>
-          <w:szCs w:val="20"/>
-        </w:rPr>
-        <w:t xml:space="preserve">2. A cessionária receberá do CEDENTE um crédito de no mínimo </w:t>
-      </w:r>
-      <w:r>
-        <w:rPr>
-          <w:sz w:val="20"/>
-          <w:szCs w:val="20"/>
-        </w:rPr>
-        <w:t>{{</w:t>
-      </w:r>
-      <w:proofErr w:type="spellStart"/>
-      <w:r>
-        <w:rPr>
-          <w:sz w:val="20"/>
-          <w:szCs w:val="20"/>
-        </w:rPr>
-        <w:t>valor_de_devolucao</w:t>
-      </w:r>
-      <w:proofErr w:type="spellEnd"/>
-      <w:proofErr w:type="gramStart"/>
-      <w:r>
-        <w:rPr>
-          <w:sz w:val="20"/>
-          <w:szCs w:val="20"/>
-        </w:rPr>
-        <w:t>}}</w:t>
-      </w:r>
-      <w:r>
-        <w:rPr>
-          <w:sz w:val="20"/>
-          <w:szCs w:val="20"/>
-        </w:rPr>
-        <w:t xml:space="preserve">  </w:t>
-      </w:r>
-      <w:r>
-        <w:rPr>
-          <w:sz w:val="20"/>
-          <w:szCs w:val="20"/>
-        </w:rPr>
-        <w:t>{</w:t>
-      </w:r>
-      <w:proofErr w:type="gramEnd"/>
-      <w:r>
-        <w:rPr>
-          <w:sz w:val="20"/>
-          <w:szCs w:val="20"/>
-        </w:rPr>
-        <w:t>{</w:t>
-      </w:r>
-      <w:proofErr w:type="spellStart"/>
-      <w:r>
-        <w:rPr>
-          <w:sz w:val="20"/>
-          <w:szCs w:val="20"/>
-        </w:rPr>
-        <w:t>valor_devolucao_extenso</w:t>
-      </w:r>
-      <w:proofErr w:type="spellEnd"/>
-      <w:r>
-        <w:rPr>
-          <w:sz w:val="20"/>
-          <w:szCs w:val="20"/>
-        </w:rPr>
-        <w:t>}}</w:t>
-      </w:r>
-      <w:r>
-        <w:rPr>
-          <w:sz w:val="20"/>
-          <w:szCs w:val="20"/>
-        </w:rPr>
-        <w:t xml:space="preserve">, sendo que o valor poderá sofrer correções para mais em virtude do prazo de recebimento. Este valor é correspondente à participação financeira efetiva da Celesc Distribuição S/A, na construção de obra no sistema elétrico de distribuição para atendimento da propriedade da CEDENTE. </w:t>
-      </w:r>
-    </w:p>
-    <w:p>
-      <w:pPr>
-        <w:rPr>
-          <w:sz w:val="20"/>
-          <w:szCs w:val="20"/>
-        </w:rPr>
-      </w:pPr>
-      <w:r>
-        <w:rPr>
-          <w:sz w:val="20"/>
-          <w:szCs w:val="20"/>
-        </w:rPr>
         <w:t xml:space="preserve">3. A transferência dos direitos do crédito descrito na cláusula primeira se dá em pagamento da execução de Obra no Sistema Elétrico de Distribuição da Celesc, a ser realizada pela CESSIONÁRIA, conforme Orçamento PS nº </w:t>
       </w:r>
       <w:r>
@@ -272,23 +211,7 @@
           <w:sz w:val="20"/>
           <w:szCs w:val="20"/>
         </w:rPr>
-        <w:t>{{</w:t>
-      </w:r>
-      <w:proofErr w:type="spellStart"/>
-      <w:r>
-        <w:rPr>
-          <w:sz w:val="20"/>
-          <w:szCs w:val="20"/>
-        </w:rPr>
-        <w:t>nota_ps</w:t>
-      </w:r>
-      <w:proofErr w:type="spellEnd"/>
-      <w:r>
-        <w:rPr>
-          <w:sz w:val="20"/>
-          <w:szCs w:val="20"/>
-        </w:rPr>
-        <w:t>}}</w:t>
+        <w:t>{{nota_ps}}</w:t>
       </w:r>
       <w:r>
         <w:rPr>
@@ -302,23 +225,7 @@
           <w:sz w:val="20"/>
           <w:szCs w:val="20"/>
         </w:rPr>
-        <w:t>{{</w:t>
-      </w:r>
-      <w:proofErr w:type="spellStart"/>
-      <w:r>
-        <w:rPr>
-          <w:sz w:val="20"/>
-          <w:szCs w:val="20"/>
-        </w:rPr>
-        <w:t>endereco</w:t>
-      </w:r>
-      <w:proofErr w:type="spellEnd"/>
-      <w:r>
-        <w:rPr>
-          <w:sz w:val="20"/>
-          <w:szCs w:val="20"/>
-        </w:rPr>
-        <w:t>}} em {{cidade}}</w:t>
+        <w:t>{{endereco}} em {{cidade}}</w:t>
       </w:r>
       <w:r>
         <w:rPr>
@@ -470,9 +377,9 @@
     </w:p>
     <w:p/>
     <w:p>
-      <w:r>
-        <w:t xml:space="preserve">                                                                                 </w:t>
-      </w:r>
+      <w:pPr>
+        <w:jc w:val="center"/>
+      </w:pPr>
       <w:r>
         <w:t xml:space="preserve">Joaçaba - SC, </w:t>
       </w:r>
@@ -503,15 +410,6 @@
     <w:p/>
     <w:p>
       <w:r>
-        <w:t xml:space="preserve">                                      </w:t>
-      </w:r>
-      <w:r>
-        <w:t xml:space="preserve">                     </w:t>
-      </w:r>
-      <w:r>
-        <w:t xml:space="preserve"> </w:t>
-      </w:r>
-      <w:r>
         <w:t>{{nome}}</w:t>
       </w:r>
     </w:p>
@@ -530,15 +428,6 @@
         </w:rPr>
       </w:pPr>
       <w:r>
-        <w:t xml:space="preserve">                   </w:t>
-      </w:r>
-      <w:r>
-        <w:t xml:space="preserve">                   </w:t>
-      </w:r>
-      <w:r>
-        <w:t xml:space="preserve"> </w:t>
-      </w:r>
-      <w:r>
         <w:rPr>
           <w:sz w:val="22"/>
           <w:szCs w:val="22"/>
@@ -557,9 +446,6 @@
         </w:rPr>
       </w:pPr>
       <w:r>
-        <w:t xml:space="preserve">                           </w:t>
-      </w:r>
-      <w:r>
         <w:rPr>
           <w:sz w:val="22"/>
           <w:szCs w:val="22"/>
@@ -569,16 +455,10 @@
     </w:p>
     <w:p>
       <w:r>
-        <w:t xml:space="preserve">                                            </w:t>
-      </w:r>
-      <w:r>
-        <w:t xml:space="preserve">                       </w:t>
-      </w:r>
-      <w:r>
-        <w:t xml:space="preserve"> </w:t>
-      </w:r>
-      <w:r>
-        <w:t xml:space="preserve"> DEVEDORA</w:t>
+        <w:t xml:space="preserve">                                        </w:t>
+      </w:r>
+      <w:r>
+        <w:t>DEVEDORA</w:t>
       </w:r>
     </w:p>
     <w:sectPr>
